--- a/cartillas/Minuto_a_Minuto_Lanzamiento_Curriculo_Verde.docx
+++ b/cartillas/Minuto_a_Minuto_Lanzamiento_Curriculo_Verde.docx
@@ -1131,7 +1131,7 @@
                 <w:vertAlign w:val="baseline"/>
                 <w:rtl w:val="0"/>
               </w:rPr>
-              <w:t xml:space="preserve">Azucena Guauque — Directora Colombia Incluyente</w:t>
+              <w:t xml:space="preserve">Azucena Guaque de Benedetti — Presidenta Ejecutiva Colombia Incluyente</w:t>
             </w:r>
           </w:p>
         </w:tc>
